--- a/docs/lista_louvores/Textos_Louvores/TEU OLHAR.docx
+++ b/docs/lista_louvores/Textos_Louvores/TEU OLHAR.docx
@@ -4,328 +4,225 @@
   <w:body>
     <w:p>
       <w:pPr>
-        <w:numPr>
-          <w:ilvl w:val="0"/>
-          <w:numId w:val="2"/>
-        </w:numPr>
-        <w:spacing w:before="240" w:after="240"/>
-        <w:ind w:left="425" w:hanging="357"/>
-        <w:rPr>
-          <w:rFonts w:ascii="Times New Roman" w:hAnsi="Times New Roman"/>
+        <w:pStyle w:val="Ttulo1"/>
+        <w:rPr>
           <w:b/>
           <w:bCs/>
-          <w:color w:val="000000"/>
-          <w:sz w:val="28"/>
-          <w:szCs w:val="28"/>
-        </w:rPr>
-      </w:pPr>
-      <w:r>
-        <w:rPr>
-          <w:rFonts w:ascii="Times New Roman" w:hAnsi="Times New Roman"/>
-          <w:color w:val="000000"/>
-          <w:sz w:val="28"/>
-          <w:szCs w:val="28"/>
-        </w:rPr>
-        <w:t>Teu olhar</w:t>
+        </w:rPr>
+      </w:pPr>
+      <w:r>
+        <w:t>TEU OLHAR</w:t>
       </w:r>
     </w:p>
     <w:p>
       <w:pPr>
-        <w:pStyle w:val="PargrafodaLista"/>
-        <w:numPr>
-          <w:ilvl w:val="0"/>
-          <w:numId w:val="1"/>
-        </w:numPr>
         <w:autoSpaceDE w:val="0"/>
         <w:autoSpaceDN w:val="0"/>
         <w:adjustRightInd w:val="0"/>
-        <w:spacing w:before="80" w:line="240" w:lineRule="auto"/>
-        <w:ind w:left="922"/>
-        <w:contextualSpacing w:val="0"/>
-        <w:rPr>
-          <w:rFonts w:ascii="Times New Roman" w:hAnsi="Times New Roman" w:cs="Times New Roman"/>
-          <w:sz w:val="24"/>
-          <w:szCs w:val="24"/>
-        </w:rPr>
-      </w:pPr>
-      <w:r>
-        <w:rPr>
-          <w:rFonts w:ascii="Times New Roman" w:hAnsi="Times New Roman" w:cs="Times New Roman"/>
-          <w:sz w:val="24"/>
-          <w:szCs w:val="24"/>
+        <w:spacing w:before="80"/>
+        <w:rPr>
+          <w:rFonts w:ascii="Times New Roman" w:hAnsi="Times New Roman"/>
+        </w:rPr>
+      </w:pPr>
+      <w:r>
+        <w:rPr>
+          <w:rFonts w:ascii="Times New Roman" w:hAnsi="Times New Roman"/>
         </w:rPr>
         <w:t xml:space="preserve">Teus olhos revelam que eu </w:t>
+      </w:r>
+      <w:r>
+        <w:rPr>
+          <w:rFonts w:ascii="Times New Roman" w:hAnsi="Times New Roman"/>
+        </w:rPr>
+        <w:br/>
+      </w:r>
+      <w:r>
+        <w:rPr>
+          <w:rFonts w:ascii="Times New Roman" w:hAnsi="Times New Roman"/>
+        </w:rPr>
+        <w:t>Nada posso esconder</w:t>
+      </w:r>
+      <w:r>
+        <w:rPr>
+          <w:rFonts w:ascii="Times New Roman" w:hAnsi="Times New Roman"/>
+        </w:rPr>
+        <w:br/>
+        <w:t xml:space="preserve">E que não sou nada </w:t>
+      </w:r>
+      <w:proofErr w:type="gramStart"/>
+      <w:r>
+        <w:rPr>
+          <w:rFonts w:ascii="Times New Roman" w:hAnsi="Times New Roman"/>
+        </w:rPr>
+        <w:t>sem Ti</w:t>
+      </w:r>
+      <w:proofErr w:type="gramEnd"/>
+      <w:r>
+        <w:rPr>
+          <w:rFonts w:ascii="Times New Roman" w:hAnsi="Times New Roman"/>
+        </w:rPr>
+        <w:t>,</w:t>
+      </w:r>
+      <w:r>
+        <w:rPr>
+          <w:rFonts w:ascii="Times New Roman" w:hAnsi="Times New Roman"/>
+        </w:rPr>
+        <w:br/>
+        <w:t>Fiel Senhor</w:t>
       </w:r>
     </w:p>
     <w:p>
       <w:pPr>
-        <w:pStyle w:val="PargrafodaLista"/>
-        <w:numPr>
-          <w:ilvl w:val="0"/>
-          <w:numId w:val="1"/>
-        </w:numPr>
         <w:autoSpaceDE w:val="0"/>
         <w:autoSpaceDN w:val="0"/>
         <w:adjustRightInd w:val="0"/>
-        <w:spacing w:before="80" w:line="240" w:lineRule="auto"/>
-        <w:ind w:left="922"/>
-        <w:contextualSpacing w:val="0"/>
-        <w:rPr>
-          <w:rFonts w:ascii="Times New Roman" w:hAnsi="Times New Roman" w:cs="Times New Roman"/>
-          <w:sz w:val="24"/>
-          <w:szCs w:val="24"/>
-        </w:rPr>
-      </w:pPr>
-      <w:r>
-        <w:rPr>
-          <w:rFonts w:ascii="Times New Roman" w:hAnsi="Times New Roman" w:cs="Times New Roman"/>
-          <w:sz w:val="24"/>
-          <w:szCs w:val="24"/>
-        </w:rPr>
-        <w:t>Nada posso esconder</w:t>
-      </w:r>
-      <w:r>
-        <w:rPr>
-          <w:rFonts w:ascii="Times New Roman" w:hAnsi="Times New Roman" w:cs="Times New Roman"/>
-          <w:sz w:val="24"/>
-          <w:szCs w:val="24"/>
+        <w:spacing w:before="80"/>
+        <w:rPr>
+          <w:rFonts w:ascii="Times New Roman" w:hAnsi="Times New Roman"/>
+        </w:rPr>
+      </w:pPr>
+      <w:r>
+        <w:rPr>
+          <w:rFonts w:ascii="Times New Roman" w:hAnsi="Times New Roman"/>
+        </w:rPr>
+        <w:t>Tudo sabes de mim</w:t>
+      </w:r>
+      <w:r>
+        <w:rPr>
+          <w:rFonts w:ascii="Times New Roman" w:hAnsi="Times New Roman"/>
         </w:rPr>
         <w:br/>
-        <w:t xml:space="preserve">E que não sou nada </w:t>
-      </w:r>
-      <w:proofErr w:type="gramStart"/>
-      <w:r>
-        <w:rPr>
-          <w:rFonts w:ascii="Times New Roman" w:hAnsi="Times New Roman" w:cs="Times New Roman"/>
-          <w:sz w:val="24"/>
-          <w:szCs w:val="24"/>
-        </w:rPr>
-        <w:t>sem Ti</w:t>
-      </w:r>
-      <w:proofErr w:type="gramEnd"/>
-      <w:r>
-        <w:rPr>
-          <w:rFonts w:ascii="Times New Roman" w:hAnsi="Times New Roman" w:cs="Times New Roman"/>
-          <w:sz w:val="24"/>
-          <w:szCs w:val="24"/>
-        </w:rPr>
-        <w:t>,</w:t>
-      </w:r>
-      <w:r>
-        <w:rPr>
-          <w:rFonts w:ascii="Times New Roman" w:hAnsi="Times New Roman" w:cs="Times New Roman"/>
-          <w:sz w:val="24"/>
-          <w:szCs w:val="24"/>
+        <w:t>Quando olhas meu coração</w:t>
+      </w:r>
+      <w:r>
+        <w:rPr>
+          <w:rFonts w:ascii="Times New Roman" w:hAnsi="Times New Roman"/>
         </w:rPr>
         <w:br/>
-        <w:t>Fiel Senhor</w:t>
+        <w:t>Tudo podes ver dentro de mim</w:t>
       </w:r>
     </w:p>
     <w:p>
       <w:pPr>
-        <w:pStyle w:val="PargrafodaLista"/>
-        <w:numPr>
-          <w:ilvl w:val="0"/>
-          <w:numId w:val="1"/>
-        </w:numPr>
         <w:autoSpaceDE w:val="0"/>
         <w:autoSpaceDN w:val="0"/>
         <w:adjustRightInd w:val="0"/>
-        <w:spacing w:before="80" w:line="240" w:lineRule="auto"/>
-        <w:ind w:left="922"/>
-        <w:contextualSpacing w:val="0"/>
-        <w:rPr>
-          <w:rFonts w:ascii="Times New Roman" w:hAnsi="Times New Roman" w:cs="Times New Roman"/>
-          <w:sz w:val="24"/>
-          <w:szCs w:val="24"/>
-        </w:rPr>
-      </w:pPr>
-      <w:r>
-        <w:rPr>
-          <w:rFonts w:ascii="Times New Roman" w:hAnsi="Times New Roman" w:cs="Times New Roman"/>
-          <w:sz w:val="24"/>
-          <w:szCs w:val="24"/>
-        </w:rPr>
-        <w:t>Tudo sabes de mim</w:t>
-      </w:r>
-      <w:r>
-        <w:rPr>
-          <w:rFonts w:ascii="Times New Roman" w:hAnsi="Times New Roman" w:cs="Times New Roman"/>
-          <w:sz w:val="24"/>
-          <w:szCs w:val="24"/>
+        <w:spacing w:before="80"/>
+        <w:rPr>
+          <w:rFonts w:ascii="Times New Roman" w:hAnsi="Times New Roman"/>
+        </w:rPr>
+      </w:pPr>
+      <w:r>
+        <w:rPr>
+          <w:rFonts w:ascii="Times New Roman" w:hAnsi="Times New Roman"/>
+        </w:rPr>
+        <w:t>Leva minha vida a uma só verdade</w:t>
+      </w:r>
+      <w:r>
+        <w:rPr>
+          <w:rFonts w:ascii="Times New Roman" w:hAnsi="Times New Roman"/>
         </w:rPr>
         <w:br/>
-        <w:t>Quando olhas meu coração</w:t>
-      </w:r>
-      <w:r>
-        <w:rPr>
-          <w:rFonts w:ascii="Times New Roman" w:hAnsi="Times New Roman" w:cs="Times New Roman"/>
-          <w:sz w:val="24"/>
-          <w:szCs w:val="24"/>
-        </w:rPr>
-        <w:br/>
-        <w:t>Tudo podes ver dentro de mim</w:t>
+        <w:t>E quando me olhas nada posso ocultar</w:t>
       </w:r>
     </w:p>
     <w:p>
       <w:pPr>
-        <w:pStyle w:val="PargrafodaLista"/>
-        <w:numPr>
-          <w:ilvl w:val="0"/>
-          <w:numId w:val="1"/>
-        </w:numPr>
         <w:autoSpaceDE w:val="0"/>
         <w:autoSpaceDN w:val="0"/>
         <w:adjustRightInd w:val="0"/>
-        <w:spacing w:before="80" w:line="240" w:lineRule="auto"/>
-        <w:ind w:left="922"/>
-        <w:contextualSpacing w:val="0"/>
-        <w:rPr>
-          <w:rFonts w:ascii="Times New Roman" w:hAnsi="Times New Roman" w:cs="Times New Roman"/>
-          <w:sz w:val="24"/>
-          <w:szCs w:val="24"/>
-        </w:rPr>
-      </w:pPr>
-      <w:r>
-        <w:rPr>
-          <w:rFonts w:ascii="Times New Roman" w:hAnsi="Times New Roman" w:cs="Times New Roman"/>
-          <w:sz w:val="24"/>
-          <w:szCs w:val="24"/>
-        </w:rPr>
-        <w:t>Leva minha vida a uma só verdade</w:t>
-      </w:r>
-      <w:r>
-        <w:rPr>
-          <w:rFonts w:ascii="Times New Roman" w:hAnsi="Times New Roman" w:cs="Times New Roman"/>
-          <w:sz w:val="24"/>
-          <w:szCs w:val="24"/>
-        </w:rPr>
-        <w:br/>
-        <w:t>E quando me olhas nada posso ocultar</w:t>
-      </w:r>
-    </w:p>
-    <w:p>
-      <w:pPr>
-        <w:pStyle w:val="PargrafodaLista"/>
-        <w:numPr>
-          <w:ilvl w:val="0"/>
-          <w:numId w:val="1"/>
-        </w:numPr>
-        <w:autoSpaceDE w:val="0"/>
-        <w:autoSpaceDN w:val="0"/>
-        <w:adjustRightInd w:val="0"/>
-        <w:spacing w:before="80" w:line="240" w:lineRule="auto"/>
-        <w:ind w:left="922"/>
-        <w:contextualSpacing w:val="0"/>
-        <w:rPr>
-          <w:rFonts w:ascii="Times New Roman" w:hAnsi="Times New Roman" w:cs="Times New Roman"/>
+        <w:spacing w:before="80"/>
+        <w:rPr>
+          <w:rFonts w:ascii="Times New Roman" w:hAnsi="Times New Roman"/>
           <w:b/>
           <w:bCs/>
           <w:i/>
           <w:iCs/>
-          <w:sz w:val="24"/>
-          <w:szCs w:val="24"/>
-        </w:rPr>
-      </w:pPr>
-      <w:r>
-        <w:rPr>
-          <w:rFonts w:ascii="Times New Roman" w:hAnsi="Times New Roman" w:cs="Times New Roman"/>
+        </w:rPr>
+      </w:pPr>
+      <w:r>
+        <w:rPr>
+          <w:rFonts w:ascii="Times New Roman" w:hAnsi="Times New Roman"/>
           <w:b/>
           <w:bCs/>
           <w:i/>
           <w:iCs/>
-          <w:sz w:val="24"/>
-          <w:szCs w:val="24"/>
         </w:rPr>
         <w:t xml:space="preserve">Sei </w:t>
       </w:r>
       <w:proofErr w:type="gramStart"/>
       <w:r>
         <w:rPr>
-          <w:rFonts w:ascii="Times New Roman" w:hAnsi="Times New Roman" w:cs="Times New Roman"/>
+          <w:rFonts w:ascii="Times New Roman" w:hAnsi="Times New Roman"/>
           <w:b/>
           <w:bCs/>
           <w:i/>
           <w:iCs/>
-          <w:sz w:val="24"/>
-          <w:szCs w:val="24"/>
         </w:rPr>
         <w:t>que Tua</w:t>
       </w:r>
       <w:proofErr w:type="gramEnd"/>
       <w:r>
         <w:rPr>
-          <w:rFonts w:ascii="Times New Roman" w:hAnsi="Times New Roman" w:cs="Times New Roman"/>
+          <w:rFonts w:ascii="Times New Roman" w:hAnsi="Times New Roman"/>
           <w:b/>
           <w:bCs/>
           <w:i/>
           <w:iCs/>
-          <w:sz w:val="24"/>
-          <w:szCs w:val="24"/>
         </w:rPr>
         <w:t xml:space="preserve"> fidelidade</w:t>
       </w:r>
       <w:r>
         <w:rPr>
-          <w:rFonts w:ascii="Times New Roman" w:hAnsi="Times New Roman" w:cs="Times New Roman"/>
+          <w:rFonts w:ascii="Times New Roman" w:hAnsi="Times New Roman"/>
           <w:b/>
           <w:bCs/>
           <w:i/>
           <w:iCs/>
-          <w:sz w:val="24"/>
-          <w:szCs w:val="24"/>
         </w:rPr>
         <w:br/>
         <w:t>Leva minha vida mais além</w:t>
       </w:r>
       <w:r>
         <w:rPr>
-          <w:rFonts w:ascii="Times New Roman" w:hAnsi="Times New Roman" w:cs="Times New Roman"/>
+          <w:rFonts w:ascii="Times New Roman" w:hAnsi="Times New Roman"/>
           <w:b/>
           <w:bCs/>
           <w:i/>
           <w:iCs/>
-          <w:sz w:val="24"/>
-          <w:szCs w:val="24"/>
         </w:rPr>
         <w:br/>
         <w:t>Do que eu possa imaginar</w:t>
       </w:r>
       <w:r>
         <w:rPr>
-          <w:rFonts w:ascii="Times New Roman" w:hAnsi="Times New Roman" w:cs="Times New Roman"/>
+          <w:rFonts w:ascii="Times New Roman" w:hAnsi="Times New Roman"/>
           <w:b/>
           <w:bCs/>
           <w:i/>
           <w:iCs/>
-          <w:sz w:val="24"/>
-          <w:szCs w:val="24"/>
         </w:rPr>
         <w:br/>
         <w:t>Sei que não posso negar</w:t>
       </w:r>
       <w:r>
         <w:rPr>
-          <w:rFonts w:ascii="Times New Roman" w:hAnsi="Times New Roman" w:cs="Times New Roman"/>
+          <w:rFonts w:ascii="Times New Roman" w:hAnsi="Times New Roman"/>
           <w:b/>
           <w:bCs/>
           <w:i/>
           <w:iCs/>
-          <w:sz w:val="24"/>
-          <w:szCs w:val="24"/>
         </w:rPr>
         <w:br/>
         <w:t>Que Teu olhar posto em mim,</w:t>
       </w:r>
       <w:r>
         <w:rPr>
-          <w:rFonts w:ascii="Times New Roman" w:hAnsi="Times New Roman" w:cs="Times New Roman"/>
+          <w:rFonts w:ascii="Times New Roman" w:hAnsi="Times New Roman"/>
           <w:b/>
           <w:bCs/>
           <w:i/>
           <w:iCs/>
-          <w:sz w:val="24"/>
-          <w:szCs w:val="24"/>
         </w:rPr>
         <w:br/>
         <w:t xml:space="preserve">Me enche </w:t>
@@ -333,122 +230,91 @@
       <w:proofErr w:type="gramStart"/>
       <w:r>
         <w:rPr>
-          <w:rFonts w:ascii="Times New Roman" w:hAnsi="Times New Roman" w:cs="Times New Roman"/>
+          <w:rFonts w:ascii="Times New Roman" w:hAnsi="Times New Roman"/>
           <w:b/>
           <w:bCs/>
           <w:i/>
           <w:iCs/>
-          <w:sz w:val="24"/>
-          <w:szCs w:val="24"/>
         </w:rPr>
         <w:t>de Tua</w:t>
       </w:r>
       <w:proofErr w:type="gramEnd"/>
       <w:r>
         <w:rPr>
-          <w:rFonts w:ascii="Times New Roman" w:hAnsi="Times New Roman" w:cs="Times New Roman"/>
+          <w:rFonts w:ascii="Times New Roman" w:hAnsi="Times New Roman"/>
           <w:b/>
           <w:bCs/>
           <w:i/>
           <w:iCs/>
-          <w:sz w:val="24"/>
-          <w:szCs w:val="24"/>
         </w:rPr>
         <w:t xml:space="preserve"> paz!</w:t>
       </w:r>
     </w:p>
     <w:p>
       <w:pPr>
-        <w:pStyle w:val="PargrafodaLista"/>
-        <w:numPr>
-          <w:ilvl w:val="0"/>
-          <w:numId w:val="1"/>
-        </w:numPr>
         <w:autoSpaceDE w:val="0"/>
         <w:autoSpaceDN w:val="0"/>
         <w:adjustRightInd w:val="0"/>
-        <w:spacing w:before="80" w:line="240" w:lineRule="auto"/>
-        <w:ind w:left="922"/>
-        <w:contextualSpacing w:val="0"/>
-        <w:rPr>
-          <w:rFonts w:ascii="Times New Roman" w:hAnsi="Times New Roman" w:cs="Times New Roman"/>
-          <w:sz w:val="24"/>
-          <w:szCs w:val="24"/>
-        </w:rPr>
-      </w:pPr>
-      <w:r>
-        <w:rPr>
-          <w:rFonts w:ascii="Times New Roman" w:hAnsi="Times New Roman" w:cs="Times New Roman"/>
-          <w:sz w:val="24"/>
-          <w:szCs w:val="24"/>
+        <w:spacing w:before="80"/>
+        <w:rPr>
+          <w:rFonts w:ascii="Times New Roman" w:hAnsi="Times New Roman"/>
+          <w:b/>
+          <w:bCs/>
+        </w:rPr>
+      </w:pPr>
+      <w:r>
+        <w:rPr>
+          <w:rFonts w:ascii="Times New Roman" w:hAnsi="Times New Roman"/>
+          <w:b/>
+          <w:bCs/>
         </w:rPr>
         <w:t>[REPETE ACIMA]</w:t>
       </w:r>
     </w:p>
     <w:p>
       <w:pPr>
-        <w:pStyle w:val="PargrafodaLista"/>
-        <w:numPr>
-          <w:ilvl w:val="0"/>
-          <w:numId w:val="1"/>
-        </w:numPr>
         <w:autoSpaceDE w:val="0"/>
         <w:autoSpaceDN w:val="0"/>
         <w:adjustRightInd w:val="0"/>
-        <w:spacing w:before="80" w:line="240" w:lineRule="auto"/>
-        <w:ind w:left="922"/>
-        <w:contextualSpacing w:val="0"/>
-        <w:rPr>
-          <w:rFonts w:ascii="Times New Roman" w:hAnsi="Times New Roman" w:cs="Times New Roman"/>
+        <w:spacing w:before="80"/>
+        <w:rPr>
+          <w:rFonts w:ascii="Times New Roman" w:hAnsi="Times New Roman"/>
           <w:b/>
           <w:bCs/>
-          <w:sz w:val="24"/>
-          <w:szCs w:val="24"/>
-        </w:rPr>
-      </w:pPr>
-      <w:r>
-        <w:rPr>
-          <w:rFonts w:ascii="Times New Roman" w:hAnsi="Times New Roman" w:cs="Times New Roman"/>
+          <w:i/>
+          <w:iCs/>
+        </w:rPr>
+      </w:pPr>
+      <w:r>
+        <w:rPr>
+          <w:rFonts w:ascii="Times New Roman" w:hAnsi="Times New Roman"/>
           <w:b/>
           <w:bCs/>
-          <w:sz w:val="24"/>
-          <w:szCs w:val="24"/>
+          <w:i/>
+          <w:iCs/>
         </w:rPr>
         <w:t>[REFRÃO]</w:t>
       </w:r>
     </w:p>
     <w:p>
       <w:pPr>
-        <w:pStyle w:val="PargrafodaLista"/>
-        <w:numPr>
-          <w:ilvl w:val="0"/>
-          <w:numId w:val="1"/>
-        </w:numPr>
         <w:autoSpaceDE w:val="0"/>
         <w:autoSpaceDN w:val="0"/>
         <w:adjustRightInd w:val="0"/>
-        <w:spacing w:before="80" w:line="240" w:lineRule="auto"/>
-        <w:ind w:left="922"/>
-        <w:contextualSpacing w:val="0"/>
-        <w:rPr>
-          <w:rFonts w:ascii="Times New Roman" w:hAnsi="Times New Roman" w:cs="Times New Roman"/>
-          <w:sz w:val="24"/>
-          <w:szCs w:val="24"/>
-        </w:rPr>
-      </w:pPr>
-      <w:r>
-        <w:rPr>
-          <w:rFonts w:ascii="Times New Roman" w:hAnsi="Times New Roman" w:cs="Times New Roman"/>
-          <w:sz w:val="24"/>
-          <w:szCs w:val="24"/>
+        <w:spacing w:before="80"/>
+        <w:rPr>
+          <w:rFonts w:ascii="Times New Roman" w:hAnsi="Times New Roman"/>
+        </w:rPr>
+      </w:pPr>
+      <w:r>
+        <w:rPr>
+          <w:rFonts w:ascii="Times New Roman" w:hAnsi="Times New Roman"/>
         </w:rPr>
         <w:t>Que Teu olhar posto em mim,</w:t>
       </w:r>
       <w:r>
         <w:rPr>
-          <w:rFonts w:ascii="Times New Roman" w:hAnsi="Times New Roman" w:cs="Times New Roman"/>
-          <w:sz w:val="24"/>
-          <w:szCs w:val="24"/>
+          <w:rFonts w:ascii="Times New Roman" w:hAnsi="Times New Roman"/>
         </w:rPr>
         <w:br/>
         <w:t xml:space="preserve">me enche </w:t>
@@ -456,28 +322,17 @@
       <w:proofErr w:type="gramStart"/>
       <w:r>
         <w:rPr>
-          <w:rFonts w:ascii="Times New Roman" w:hAnsi="Times New Roman" w:cs="Times New Roman"/>
-          <w:sz w:val="24"/>
-          <w:szCs w:val="24"/>
+          <w:rFonts w:ascii="Times New Roman" w:hAnsi="Times New Roman"/>
         </w:rPr>
         <w:t>de Tua</w:t>
       </w:r>
       <w:proofErr w:type="gramEnd"/>
       <w:r>
         <w:rPr>
-          <w:rFonts w:ascii="Times New Roman" w:hAnsi="Times New Roman" w:cs="Times New Roman"/>
-          <w:sz w:val="24"/>
-          <w:szCs w:val="24"/>
+          <w:rFonts w:ascii="Times New Roman" w:hAnsi="Times New Roman"/>
         </w:rPr>
         <w:t xml:space="preserve"> paz!</w:t>
       </w:r>
-    </w:p>
-    <w:p>
-      <w:pPr>
-        <w:rPr>
-          <w:rFonts w:ascii="Times New Roman" w:hAnsi="Times New Roman"/>
-        </w:rPr>
-      </w:pPr>
     </w:p>
     <w:sectPr>
       <w:pgSz w:w="11906" w:h="16838"/>
